--- a/3_Планування інноваційної діяльності/6_Модуль 4_Практичне 6 Обговорення.docx
+++ b/3_Планування інноваційної діяльності/6_Модуль 4_Практичне 6 Обговорення.docx
@@ -5332,6 +5332,68 @@
       </w:tr>
     </w:tbl>
     <w:p/>
+    <w:p/>
+    <w:p>
+      <w:r>
+        <w:rPr>
+          <w:b/>
+          <w:sz w:val="26"/>
+        </w:rPr>
+        <w:t>Моя участь в обговоренні: оцінка ризиків інвестування в нанотехнології</w:t>
+      </w:r>
+    </w:p>
+    <w:p>
+      <w:r>
+        <w:t>Нанотехнології — приклад напряму з величезним потенціалом, але й з нетиповим профілем ризиків, тож і підходити до оцінки інвестицій у них треба обережніше, ніж до традиційних галузей. Спираючись на наведені в завданні особливості та секторальний аналіз, я б згрупував ризики у кілька рівнів.</w:t>
+      </w:r>
+    </w:p>
+    <w:p>
+      <w:r>
+        <w:rPr>
+          <w:b/>
+          <w:sz w:val="26"/>
+        </w:rPr>
+        <w:t>Специфічні (етичні та системні) ризики</w:t>
+      </w:r>
+    </w:p>
+    <w:p>
+      <w:r>
+        <w:t>Найперше, що відрізняє нанотехнології, — це ризики, які випливають із самої їхньої природи. Невидимість ускладнює контроль за застосуванням; надзвичайно швидкий розвиток не дає вчасно виявляти й реагувати на віддалені наслідки; можливість застосування в безпеці та обороні створює загрозу правам людини; глобальне значення означає вплив навіть на ті країни, що не брали участі в розробленні. Окремо стоїть проблема «нано-розділу» — поглиблення нерівності між розвиненими країнами й тими, що розвиваються. Для інвестора це означає підвищені регуляторні, репутаційні та довгострокові ризики, які важко оцінити стандартними фінансовими методами.</w:t>
+      </w:r>
+    </w:p>
+    <w:p>
+      <w:r>
+        <w:rPr>
+          <w:b/>
+          <w:sz w:val="26"/>
+        </w:rPr>
+        <w:t>Секторальні ризики та можливості</w:t>
+      </w:r>
+    </w:p>
+    <w:p>
+      <w:r>
+        <w:t>Якщо подивитися на наведені таблиці, видно, що співвідношення «ризик – можливість» сильно залежить від сектора. У транспорті й аерокосмічній галузі головний ризик — це жорстка конкуренція (США, КНР) та опір споживачів процесним змінам, бо перехід зі сталі на нанокомпозити вимагає докорінної перебудови обладнання; але водночас тут є чітка ринкова потреба — поліпшені акумулятори для електромобілів і нові матеріали (приклад — композити в Boeing 787 Dreamliner). У наномедицині ризик іншого роду — тривале й витратне регуляторне узгодження, що піднімає поріг інвестицій, проте можливості вражають: безголкові вакцини, рання діагностика й лікування раку, біоімплантати.</w:t>
+      </w:r>
+    </w:p>
+    <w:p>
+      <w:r>
+        <w:t>В електроніці нові рішення мусять переважати вже глибоко оптимізовані наявні процеси, інакше їх не приймуть; в енергетиці тисне азійська конкуренція у фотоелементах, хоча перспективні каталізатори й сонячні батареї. Для нових матеріалів критично важливе чітке призначення, а в харчуванні й пакуванні головний ризик радше психологічний — сприйняття споживачами нанопідходів як «генетично модифікованих». Отже, у більшості секторів ризик пов’язаний не стільки з технологією, скільки зі сприйняттям ринку, конкуренцією і регуляцією.</w:t>
+      </w:r>
+    </w:p>
+    <w:p>
+      <w:r>
+        <w:rPr>
+          <w:b/>
+          <w:sz w:val="26"/>
+        </w:rPr>
+        <w:t>Висновок щодо оцінки інвестицій</w:t>
+      </w:r>
+    </w:p>
+    <w:p>
+      <w:r>
+        <w:t>Мій висновок у дискусії такий: оцінюючи інвестиції в нанотехнології, не можна обмежуватися класичними фінансовими показниками ефективності — їх обов’язково треба доповнювати оцінкою регуляторних, етичних і репутаційних ризиків та готовності ринку прийняти інновацію. Найпривабливішими для вкладення я б вважав ті сегменти, де збігаються три умови: чітка ринкова потреба, наявна доведена технологія й державна підтримка (як у випадку акумуляторів для електромобілів чи наномедицини). А там, де переважають невизначеність, опір споживачів і тривале регулювання, інвестувати варто поетапно, контролюючи проміжні результати, — саме так, як це робиться з високоризиковими інноваційними проєктами загалом.</w:t>
+      </w:r>
+    </w:p>
     <w:sectPr>
       <w:pgSz w:w="11906" w:h="16838"/>
       <w:pgMar w:top="1134" w:right="850" w:bottom="1134" w:left="1701" w:header="708" w:footer="708" w:gutter="0"/>

--- a/3_Планування інноваційної діяльності/6_Модуль 4_Практичне 6 Обговорення.docx
+++ b/3_Планування інноваційної діяльності/6_Модуль 4_Практичне 6 Обговорення.docx
@@ -5332,6 +5332,235 @@
       </w:tr>
     </w:tbl>
     <w:p/>
+    <w:p/>
+    <w:p>
+      <w:pPr>
+        <w:jc w:val="center"/>
+      </w:pPr>
+      <w:r>
+        <w:rPr>
+          <w:b/>
+          <w:sz w:val="28"/>
+        </w:rPr>
+        <w:t>АНАЛІЗ ТА ОБГОВОРЕННЯ</w:t>
+      </w:r>
+    </w:p>
+    <w:p>
+      <w:pPr>
+        <w:jc w:val="center"/>
+      </w:pPr>
+      <w:r>
+        <w:rPr>
+          <w:b/>
+          <w:sz w:val="26"/>
+        </w:rPr>
+        <w:t>Оцінка ризиків інвестування в нанотехнології</w:t>
+      </w:r>
+    </w:p>
+    <w:p/>
+    <w:p>
+      <w:r>
+        <w:rPr>
+          <w:b/>
+          <w:sz w:val="24"/>
+        </w:rPr>
+        <w:t>Вступ</w:t>
+      </w:r>
+    </w:p>
+    <w:p>
+      <w:r>
+        <w:t>Нанотехнології є однією з найперспективніших галузей сучасної науки та інноваційної діяльності, проте інвестування в цю сферу супроводжується значними ризиками. Як зазначено у матеріалах завдання, особливостями нанотехнологій, що породжують специфічні етичні та інвестиційні питання, є: невидимість (складність контролювання), швидкий розвиток (складність оперативного виявлення ризиків), можливість застосування в цілях безпеки та оборони (загроза правам людини), глобальне значення та проблема "нано-розділу" між розвиненими країнами та такими, що розвиваються. Проведемо аналіз ризиків та можливостей інвестування в нанотехнології за основними секторами, спираючись на дані таблиць завдання та лекційні матеріали курсу.</w:t>
+      </w:r>
+    </w:p>
+    <w:p/>
+    <w:p>
+      <w:r>
+        <w:rPr>
+          <w:b/>
+          <w:sz w:val="24"/>
+        </w:rPr>
+        <w:t>1. Секторальний аналіз ризиків та можливостей</w:t>
+      </w:r>
+    </w:p>
+    <w:p/>
+    <w:p>
+      <w:r>
+        <w:rPr>
+          <w:b/>
+        </w:rPr>
+        <w:t>1.1. Транспортування та аерокосмічний сектор</w:t>
+      </w:r>
+    </w:p>
+    <w:p>
+      <w:r>
+        <w:t>Цей сектор демонструє значний потенціал для застосування нанотехнологій, насамперед у сфері вдосконалення акумуляторів для електромобілів. Основним ризиком є суттєва конкуренція з боку виробників США та КНР на автомобільному ринку. Крім того, перехід зі сталі на наноносичені композитні матеріали вимагатиме екстенсивних змін у виробничому обладнанні, що потребує значних капітальних інвестицій. Проте позитивним прикладом є компанія Boeing, яка вже здійснила перехід на використання композитних матеріалів у моделі 787 Dreamliner, що підтверджує комерційну доцільність таких інвестицій. Державна підтримка електромобільної галузі та наявна технологічна база створюють сприятливі умови для інвесторів у цьому напрямку.</w:t>
+      </w:r>
+    </w:p>
+    <w:p/>
+    <w:p>
+      <w:r>
+        <w:rPr>
+          <w:b/>
+        </w:rPr>
+        <w:t>1.2. Наномедицина</w:t>
+      </w:r>
+    </w:p>
+    <w:p>
+      <w:r>
+        <w:t>Наномедицина є одним з найбільш перспективних, але водночас найбільш ризикованих секторів для інвестування. Основний ризик полягає у тривалому та витратному процесі регуляторного узгодження, що значно збільшує необхідний обсяг інвестицій та подовжує період окупності. Як зазначається у лекційних матеріалах курсу, ринок інновацій характеризується високим ступенем ринкової та технологічної невизначеності, що особливо актуально для медичних нанотехнологій. Водночас можливості є надзвичайно привабливими: вакцини без голки, рання діагностика раку та його покращене лікування, біоімплантати, проактивне лікування ран. Стратегія НДДКР шляхом злиттів і поглинань дозволяє великим фармацевтичним компаніям знижувати ризики, купуючи малі інноваційні фірми з перевіреними технологіями.</w:t>
+      </w:r>
+    </w:p>
+    <w:p/>
+    <w:p>
+      <w:r>
+        <w:rPr>
+          <w:b/>
+        </w:rPr>
+        <w:t>1.3. Електроніка</w:t>
+      </w:r>
+    </w:p>
+    <w:p>
+      <w:r>
+        <w:t>Сектор електроніки характеризується специфічними ризиками, пов'язаними з необхідністю відповідності нових нанотехнологій існуючим процесам, які вже достатньо оптимізовані та відображають значні понесені витрати. Нові підходи мають демонструвати суттєве покращення показників порівняно з існуючими рішеннями, щоб виправдати інвестиції у зміну технологічних процесів. Це відповідає концепції технологічної невизначеності, описаній у лекційних матеріалах. Можливості полягають у подальшому зменшенні обсягів виробничих циклів та виробництв. Наявність декількох венчурних компаній та активний продаж на ринку свідчать про зростаючий інтерес інвесторів до цього сектору.</w:t>
+      </w:r>
+    </w:p>
+    <w:p/>
+    <w:p>
+      <w:r>
+        <w:rPr>
+          <w:b/>
+        </w:rPr>
+        <w:t>1.4. Енергетика</w:t>
+      </w:r>
+    </w:p>
+    <w:p>
+      <w:r>
+        <w:t>Енергетичний сектор надає значні можливості для застосування нанотехнологій, зокрема у виробництві каталізаторів для біопалива та викопного палива, а також фотоелементів для сонячних батарей. Основним ризиком є значна конкуренція з боку азійських виробників фотоелементів, які мають суттєві цінові переваги завдяки масштабам виробництва та нижчій вартості робочої сили. Для успішного інвестування у цей сектор необхідна чітка диференціація продукції за якістю та ефективністю, а також державна підтримка відновлюваної енергетики.</w:t>
+      </w:r>
+    </w:p>
+    <w:p/>
+    <w:p>
+      <w:r>
+        <w:rPr>
+          <w:b/>
+        </w:rPr>
+        <w:t>1.5. Матеріали</w:t>
+      </w:r>
+    </w:p>
+    <w:p>
+      <w:r>
+        <w:t>Сектор наноматеріалів має великий потенціал різноманітних сфер застосування - від автомобілів до електроніки. Проте ризики пов'язані з необхідністю чіткого визначення призначення матеріалів та великим ризиком негативного сприйняття з боку споживачів. Як правило, йдеться про процесні інновації, комерціалізація яких вимагає значних зусиль з інформування та переконання кінцевих споживачів. Відповідно до лекційних матеріалів, при розробці інноваційних рішень необхідне ретельне вивчення потреб ринку перед виходом на нього з продукцією та співробітництво з потенційними споживачами.</w:t>
+      </w:r>
+    </w:p>
+    <w:p/>
+    <w:p>
+      <w:r>
+        <w:rPr>
+          <w:b/>
+        </w:rPr>
+        <w:t>1.6. Громадське харчування та пакування продуктів</w:t>
+      </w:r>
+    </w:p>
+    <w:p>
+      <w:r>
+        <w:t>Цей сектор має значний потенціал, оскільки потенційними споживачами виступають мережі гуртової торгівлі, що забезпечує масштабний ринок збуту. Проте основним ризиком є сприйняття нанотехнологій покупцями та інвесторами як аналогу генетично-модифікованих підходів, що може викликати суспільний спротив та регуляторні обмеження. Цей ризик є особливо значущим, враховуючи глобальне значення нанотехнологій та їх потенційний вплив на здоров'я споживачів.</w:t>
+      </w:r>
+    </w:p>
+    <w:p/>
+    <w:p>
+      <w:r>
+        <w:rPr>
+          <w:b/>
+          <w:sz w:val="24"/>
+        </w:rPr>
+        <w:t>2. Узагальнена оцінка ризиків інвестування в нанотехнології</w:t>
+      </w:r>
+    </w:p>
+    <w:p>
+      <w:r>
+        <w:t>На підставі проведеного секторального аналізу можна виділити такі основні категорії ризиків інвестування в нанотехнології:</w:t>
+      </w:r>
+    </w:p>
+    <w:p>
+      <w:r>
+        <w:t>Технологічні ризики. Нанотехнології перебувають на різних стадіях зрілості в різних секторах. У деяких галузях (електроніка) існуючі технології вже достатньо оптимізовані, що створює високий поріг входу для нових нанотехнологічних рішень. Швидкий розвиток галузі ускладнює прогнозування, які саме технології стануть комерційно успішними.</w:t>
+      </w:r>
+    </w:p>
+    <w:p>
+      <w:r>
+        <w:t>Ринкові ризики. Конкуренція з боку виробників із США, КНР та країн Азії є суттєвою у більшості секторів. Ризик негативного сприйняття з боку споживачів (особливо у секторах харчування та матеріалів) може значно обмежити ринковий потенціал нанотехнологічних продуктів. Як зазначається у лекціях, ринкова невизначеність полягає у відсутності інформації щодо ступеня задоволення вимог ринку за допомогою нової наукомісткої продукції.</w:t>
+      </w:r>
+    </w:p>
+    <w:p>
+      <w:r>
+        <w:t>Регуляторні ризики. Найбільш гострі у секторі наномедицини, де процес узгодження є тривалим та витратним. Проте регуляторна невизначеність присутня у всіх секторах, оскільки нормативна база для нанотехнологій ще формується у більшості країн.</w:t>
+      </w:r>
+    </w:p>
+    <w:p>
+      <w:r>
+        <w:t>Етичні та соціальні ризики. Невидимість нанотехнологій ускладнює їх контролювання, можливість застосування в цілях безпеки та оборони створює загрозу правам людини, а проблема "нано-розділу" може поглибити нерівність між розвиненими країнами та такими, що розвиваються.</w:t>
+      </w:r>
+    </w:p>
+    <w:p>
+      <w:r>
+        <w:t>Фінансові ризики. Значний обсяг початкових інвестицій, тривалий період окупності та висока невизначеність кінцевого результату роблять інвестиції в нанотехнології високоризиковими з фінансової точки зору. Це відповідає характеристикам інноваційного ринку, описаним у лекційних матеріалах: обмежена кількість покупців і продавців, малоеластичний попит та високий ступінь технологічної невизначеності.</w:t>
+      </w:r>
+    </w:p>
+    <w:p/>
+    <w:p>
+      <w:r>
+        <w:rPr>
+          <w:b/>
+          <w:sz w:val="24"/>
+        </w:rPr>
+        <w:t>3. Рекомендації щодо стратегії інвестування</w:t>
+      </w:r>
+    </w:p>
+    <w:p>
+      <w:r>
+        <w:t>На основі проведеного аналізу можна сформулювати такі рекомендації для потенційних інвесторів у нанотехнології:</w:t>
+      </w:r>
+    </w:p>
+    <w:p>
+      <w:r>
+        <w:t>1) Диверсифікація інвестиційного портфеля між різними секторами нанотехнологій для зниження загального рівня ризику. Найбільш перспективними для короткострокових інвестицій є сектори з наявним ринковим попитом (акумулятори для електромобілів, фотоелементи), а для довгострокових - наномедицина.</w:t>
+      </w:r>
+    </w:p>
+    <w:p>
+      <w:r>
+        <w:t>2) Використання венчурного фінансування та стратегії злиттів і поглинань для зниження ризиків входу на ринок. Як зазначається у лекційних матеріалах, венчурне фінансування є одним з перспективних джерел фінансування інноваційної діяльності.</w:t>
+      </w:r>
+    </w:p>
+    <w:p>
+      <w:r>
+        <w:t>3) Тісна співпраця з університетами та науково-дослідними інститутами через механізми технопарків та інкубаторів бізнесу для забезпечення доступу до передових наукових розробок та зниження витрат на НДОКР.</w:t>
+      </w:r>
+    </w:p>
+    <w:p>
+      <w:r>
+        <w:t>4) Активний моніторинг регуляторного середовища та участь у формуванні нормативної бази для нанотехнологій, що дозволить зменшити регуляторну невизначеність.</w:t>
+      </w:r>
+    </w:p>
+    <w:p>
+      <w:r>
+        <w:t>5) Врахування етичних аспектів та забезпечення прозорості діяльності для зниження ризиків негативного суспільного сприйняття нанотехнологічних продуктів.</w:t>
+      </w:r>
+    </w:p>
+    <w:p/>
+    <w:p>
+      <w:r>
+        <w:rPr>
+          <w:b/>
+          <w:sz w:val="24"/>
+        </w:rPr>
+        <w:t>Висновок</w:t>
+      </w:r>
+    </w:p>
+    <w:p>
+      <w:r>
+        <w:t>Інвестування в нанотехнології є високоризиковою, але потенційно високоприбутковою діяльністю. Аналіз шести секторів (транспортування, наномедицина, електроніка, енергетика, матеріали та громадське харчування) засвідчує, що кожен з них має специфічний профіль ризиків та можливостей. Спільними для всіх секторів є технологічна та ринкова невизначеність, конкурентний тиск та регуляторні виклики. Водночас нанотехнології відкривають революційні можливості у медицині, енергетиці, транспорті та інших галузях. Успішне інвестування потребує збалансованого підходу, що поєднує диверсифікацію портфеля, співпрацю з науковими установами, використання механізмів венчурного фінансування та активне управління ризиками. Особливу увагу слід приділяти етичним аспектам розвитку нанотехнологій, зокрема питанням безпеки, контролю та подолання "нано-розділу" між розвиненими країнами та країнами, що розвиваються.</w:t>
+      </w:r>
+    </w:p>
     <w:sectPr>
       <w:pgSz w:w="11906" w:h="16838"/>
       <w:pgMar w:top="1134" w:right="850" w:bottom="1134" w:left="1701" w:header="708" w:footer="708" w:gutter="0"/>
